--- a/docs/Adsum-manual-e-LGPD.docx
+++ b/docs/Adsum-manual-e-LGPD.docx
@@ -325,6 +325,84 @@
         <w:t xml:space="preserve">Não há menus. A tela decorre do que existe na base: sem turma cadastrada, a tela é cadastrar a turma; na hora da aula, a tela é a chamada. O professor nunca escolhe onde está.</w:t>
       </w:r>
     </w:p>
+    <w:tbl>
+      <w:tblPr>
+        <w:tblW w:type="dxa" w:w="9026"/>
+        <w:tblBorders>
+          <w:top w:val="none" w:color="FFFFFF" w:sz="0"/>
+          <w:left w:val="none" w:color="FFFFFF" w:sz="0"/>
+          <w:bottom w:val="none" w:color="FFFFFF" w:sz="0"/>
+          <w:right w:val="none" w:color="FFFFFF" w:sz="0"/>
+          <w:insideH w:val="none" w:color="FFFFFF" w:sz="0"/>
+          <w:insideV w:val="none" w:color="FFFFFF" w:sz="0"/>
+        </w:tblBorders>
+      </w:tblPr>
+      <w:tblGrid>
+        <w:gridCol w:w="9026"/>
+      </w:tblGrid>
+      <w:tr>
+        <w:tc>
+          <w:tcPr>
+            <w:tcW w:type="dxa" w:w="9026"/>
+            <w:shd w:fill="F5F5F7" w:color="auto" w:val="clear"/>
+            <w:tcMar>
+              <w:top w:type="dxa" w:w="200"/>
+              <w:left w:type="dxa" w:w="240"/>
+              <w:bottom w:type="dxa" w:w="200"/>
+              <w:right w:type="dxa" w:w="240"/>
+            </w:tcMar>
+          </w:tcPr>
+          <w:p>
+            <w:pPr>
+              <w:spacing w:after="0"/>
+            </w:pPr>
+            <w:r>
+              <w:rPr>
+                <w:b/>
+                <w:bCs/>
+                <w:sz w:val="22"/>
+                <w:szCs w:val="22"/>
+              </w:rPr>
+              <w:t xml:space="preserve">Todas as telas, numa página só. </w:t>
+            </w:r>
+            <w:r>
+              <w:rPr>
+                <w:sz w:val="22"/>
+                <w:szCs w:val="22"/>
+              </w:rPr>
+              <w:t xml:space="preserve">Antes de cadastrar qualquer turma, dá para conhecer o Adsum inteiro em </w:t>
+            </w:r>
+            <w:r>
+              <w:rPr>
+                <w:rFonts w:ascii="Courier New" w:cs="Courier New" w:eastAsia="Courier New" w:hAnsi="Courier New"/>
+                <w:sz w:val="20"/>
+                <w:szCs w:val="20"/>
+              </w:rPr>
+              <w:t xml:space="preserve">willianrupert.github.io/adsum/#/vitrine</w:t>
+            </w:r>
+            <w:r>
+              <w:rPr>
+                <w:sz w:val="22"/>
+                <w:szCs w:val="22"/>
+              </w:rPr>
+              <w:t xml:space="preserve">. Os nomes ali são inventados e nada é gravado — é a maneira de ver, de uma vez, telas que de outro modo só apareceriam no meio de uma aula. Se alguma delas parecer confusa, é o melhor momento para dizer.</w:t>
+            </w:r>
+          </w:p>
+        </w:tc>
+      </w:tr>
+    </w:tbl>
+    <w:p>
+      <w:pPr>
+        <w:spacing w:after="160" w:line="276"/>
+      </w:pPr>
+      <w:r>
+        <w:rPr>
+          <w:sz w:val="22"/>
+          <w:szCs w:val="22"/>
+        </w:rPr>
+        <w:t xml:space="preserve"/>
+      </w:r>
+    </w:p>
     <w:p>
       <w:pPr>
         <w:pStyle w:val="Heading2"/>
@@ -523,7 +601,7 @@
           <w:sz w:val="22"/>
           <w:szCs w:val="22"/>
         </w:rPr>
-        <w:t xml:space="preserve">O professor encerra pelo botão ou encostando o crachá. A tela mostra quantas presenças foram registradas, em quanto tempo, e onde o arquivo está.</w:t>
+        <w:t xml:space="preserve">O professor encerra a chamada pelo botão ou encostando o crachá. A tela mostra quantas presenças foram registradas, em quanto tempo, e onde o arquivo está.</w:t>
       </w:r>
     </w:p>
     <w:p>
